--- a/PV2_Workflow_Documentation.docx
+++ b/PV2_Workflow_Documentation.docx
@@ -565,7 +565,7 @@
           <w:b w:val="0"/>
           <w:sz w:val="23"/>
         </w:rPr>
-        <w:t xml:space="preserve">, 70 Python files in eight subpackages, 23,317 lines (appendix A, which </w:t>
+        <w:t xml:space="preserve">, 70 Python files in eight subpackages, 23,377 lines (appendix A, which </w:t>
       </w:r>
       <w:r>
         <w:rPr>
@@ -9186,7 +9186,7 @@
                 <w:b w:val="0"/>
                 <w:sz w:val="19"/>
               </w:rPr>
-              <w:t>4,975</w:t>
+              <w:t>5,035</w:t>
             </w:r>
           </w:p>
         </w:tc>
@@ -9251,7 +9251,7 @@
                 <w:b w:val="0"/>
                 <w:sz w:val="19"/>
               </w:rPr>
-              <w:t>23,317</w:t>
+              <w:t>23,377</w:t>
             </w:r>
           </w:p>
         </w:tc>
@@ -9316,7 +9316,7 @@
                 <w:b w:val="0"/>
                 <w:sz w:val="19"/>
               </w:rPr>
-              <w:t>3,116</w:t>
+              <w:t>3,147</w:t>
             </w:r>
           </w:p>
         </w:tc>

--- a/PV2_Workflow_Documentation.docx
+++ b/PV2_Workflow_Documentation.docx
@@ -565,7 +565,7 @@
           <w:b w:val="0"/>
           <w:sz w:val="23"/>
         </w:rPr>
-        <w:t xml:space="preserve">, 70 Python files in eight subpackages, 23,377 lines (appendix A, which </w:t>
+        <w:t xml:space="preserve">, 71 Python files in eight subpackages, 23,439 lines (appendix A, which </w:t>
       </w:r>
       <w:r>
         <w:rPr>
@@ -7273,7 +7273,7 @@
           <w:b w:val="0"/>
           <w:sz w:val="23"/>
         </w:rPr>
-        <w:t>And it holds a manifest of every section the page is supposed to have, 67 ids, each marked as one that must hold content for this payload or one that may legitimately be empty with the reason written beside it: a count-based check catches a section that renders wrongly, never one that is gone, and a presence check green-lit a findings strip that nothing wrote to for weeks (W89).</w:t>
+        <w:t>And it holds a manifest of every section the page is supposed to have, 65 ids, each marked as one that must hold content for this payload or one that may legitimately be empty with the reason written beside it: a count-based check catches a section that renders wrongly, never one that is gone, and a presence check green-lit a findings strip that nothing wrote to for weeks (W89).</w:t>
       </w:r>
     </w:p>
     <w:p>
@@ -8975,7 +8975,7 @@
                 <w:b w:val="0"/>
                 <w:sz w:val="19"/>
               </w:rPr>
-              <w:t>11</w:t>
+              <w:t>12</w:t>
             </w:r>
           </w:p>
         </w:tc>
@@ -8991,7 +8991,7 @@
                 <w:b w:val="0"/>
                 <w:sz w:val="19"/>
               </w:rPr>
-              <w:t>3,019</w:t>
+              <w:t>3,188</w:t>
             </w:r>
           </w:p>
         </w:tc>
@@ -9186,7 +9186,7 @@
                 <w:b w:val="0"/>
                 <w:sz w:val="19"/>
               </w:rPr>
-              <w:t>5,035</w:t>
+              <w:t>4,928</w:t>
             </w:r>
           </w:p>
         </w:tc>
@@ -9235,7 +9235,7 @@
                 <w:b w:val="0"/>
                 <w:sz w:val="19"/>
               </w:rPr>
-              <w:t>70</w:t>
+              <w:t>71</w:t>
             </w:r>
           </w:p>
         </w:tc>
@@ -9251,7 +9251,7 @@
                 <w:b w:val="0"/>
                 <w:sz w:val="19"/>
               </w:rPr>
-              <w:t>23,377</w:t>
+              <w:t>23,439</w:t>
             </w:r>
           </w:p>
         </w:tc>
@@ -9316,7 +9316,7 @@
                 <w:b w:val="0"/>
                 <w:sz w:val="19"/>
               </w:rPr>
-              <w:t>3,147</w:t>
+              <w:t>3,132</w:t>
             </w:r>
           </w:p>
         </w:tc>
@@ -9576,7 +9576,7 @@
                 <w:b w:val="0"/>
                 <w:sz w:val="19"/>
               </w:rPr>
-              <w:t>4,873</w:t>
+              <w:t>4,875</w:t>
             </w:r>
           </w:p>
         </w:tc>

--- a/PV2_Workflow_Documentation.docx
+++ b/PV2_Workflow_Documentation.docx
@@ -565,7 +565,7 @@
           <w:b w:val="0"/>
           <w:sz w:val="23"/>
         </w:rPr>
-        <w:t xml:space="preserve">, 71 Python files in eight subpackages, 23,439 lines (appendix A, which </w:t>
+        <w:t xml:space="preserve">, 72 Python files in eight subpackages, 25,105 lines (appendix A, which </w:t>
       </w:r>
       <w:r>
         <w:rPr>
@@ -580,7 +580,7 @@
           <w:b w:val="0"/>
           <w:sz w:val="23"/>
         </w:rPr>
-        <w:t xml:space="preserve"> recomputes). The validation layer (the gates plus the audit) is 24% of it, larger than extraction and the calcs combined, which is the strategy in one statistic: most of this system exists to check the rest of it.</w:t>
+        <w:t xml:space="preserve"> recomputes). The validation layer (the gates plus the audit) is 28% of it, larger than extraction and the calcs combined, which is the strategy in one statistic: most of this system exists to check the rest of it.</w:t>
       </w:r>
     </w:p>
     <w:p>
@@ -8052,7 +8052,7 @@
           <w:b w:val="0"/>
           <w:sz w:val="23"/>
         </w:rPr>
-        <w:t xml:space="preserve"> is the issue log, 132 numbered W-entries at the time of writing, each with what happened, why, the fix, its status and the date first seen; an entry is never deleted, and a fixed one keeps its story. </w:t>
+        <w:t xml:space="preserve"> is the issue log, 135 numbered W-entries at the time of writing, each with what happened, why, the fix, its status and the date first seen; an entry is never deleted, and a fixed one keeps its story. </w:t>
       </w:r>
       <w:r>
         <w:rPr>
@@ -8666,7 +8666,7 @@
                 <w:b w:val="0"/>
                 <w:sz w:val="19"/>
               </w:rPr>
-              <w:t>1,156</w:t>
+              <w:t>1,217</w:t>
             </w:r>
           </w:p>
         </w:tc>
@@ -8861,7 +8861,7 @@
                 <w:b w:val="0"/>
                 <w:sz w:val="19"/>
               </w:rPr>
-              <w:t>4,684</w:t>
+              <w:t>4,703</w:t>
             </w:r>
           </w:p>
         </w:tc>
@@ -8926,7 +8926,7 @@
                 <w:b w:val="0"/>
                 <w:sz w:val="19"/>
               </w:rPr>
-              <w:t>704</w:t>
+              <w:t>707</w:t>
             </w:r>
           </w:p>
         </w:tc>
@@ -8991,7 +8991,7 @@
                 <w:b w:val="0"/>
                 <w:sz w:val="19"/>
               </w:rPr>
-              <w:t>3,188</w:t>
+              <w:t>3,238</w:t>
             </w:r>
           </w:p>
         </w:tc>
@@ -9040,7 +9040,7 @@
                 <w:b w:val="0"/>
                 <w:sz w:val="19"/>
               </w:rPr>
-              <w:t>14</w:t>
+              <w:t>15</w:t>
             </w:r>
           </w:p>
         </w:tc>
@@ -9056,7 +9056,7 @@
                 <w:b w:val="0"/>
                 <w:sz w:val="19"/>
               </w:rPr>
-              <w:t>4,740</w:t>
+              <w:t>6,141</w:t>
             </w:r>
           </w:p>
         </w:tc>
@@ -9121,7 +9121,7 @@
                 <w:b w:val="0"/>
                 <w:sz w:val="19"/>
               </w:rPr>
-              <w:t>2,812</w:t>
+              <w:t>2,920</w:t>
             </w:r>
           </w:p>
         </w:tc>
@@ -9186,7 +9186,7 @@
                 <w:b w:val="0"/>
                 <w:sz w:val="19"/>
               </w:rPr>
-              <w:t>4,928</w:t>
+              <w:t>4,952</w:t>
             </w:r>
           </w:p>
         </w:tc>
@@ -9235,7 +9235,7 @@
                 <w:b w:val="0"/>
                 <w:sz w:val="19"/>
               </w:rPr>
-              <w:t>71</w:t>
+              <w:t>72</w:t>
             </w:r>
           </w:p>
         </w:tc>
@@ -9251,7 +9251,7 @@
                 <w:b w:val="0"/>
                 <w:sz w:val="19"/>
               </w:rPr>
-              <w:t>23,439</w:t>
+              <w:t>25,105</w:t>
             </w:r>
           </w:p>
         </w:tc>
@@ -9316,7 +9316,7 @@
                 <w:b w:val="0"/>
                 <w:sz w:val="19"/>
               </w:rPr>
-              <w:t>3,132</w:t>
+              <w:t>3,186</w:t>
             </w:r>
           </w:p>
         </w:tc>
@@ -9430,7 +9430,7 @@
                 <w:b w:val="0"/>
                 <w:sz w:val="19"/>
               </w:rPr>
-              <w:t>65</w:t>
+              <w:t>72</w:t>
             </w:r>
           </w:p>
         </w:tc>
@@ -9446,7 +9446,7 @@
                 <w:b w:val="0"/>
                 <w:sz w:val="19"/>
               </w:rPr>
-              <w:t>8,568</w:t>
+              <w:t>10,051</w:t>
             </w:r>
           </w:p>
         </w:tc>
@@ -9495,7 +9495,7 @@
                 <w:b w:val="0"/>
                 <w:sz w:val="19"/>
               </w:rPr>
-              <w:t>15</w:t>
+              <w:t>16</w:t>
             </w:r>
           </w:p>
         </w:tc>
@@ -9511,7 +9511,7 @@
                 <w:b w:val="0"/>
                 <w:sz w:val="19"/>
               </w:rPr>
-              <w:t>1,574</w:t>
+              <w:t>1,833</w:t>
             </w:r>
           </w:p>
         </w:tc>
@@ -9560,7 +9560,7 @@
                 <w:b w:val="0"/>
                 <w:sz w:val="19"/>
               </w:rPr>
-              <w:t>19</w:t>
+              <w:t>24</w:t>
             </w:r>
           </w:p>
         </w:tc>
@@ -9576,7 +9576,7 @@
                 <w:b w:val="0"/>
                 <w:sz w:val="19"/>
               </w:rPr>
-              <w:t>4,875</w:t>
+              <w:t>7,134</w:t>
             </w:r>
           </w:p>
         </w:tc>
@@ -9641,7 +9641,7 @@
                 <w:b w:val="0"/>
                 <w:sz w:val="19"/>
               </w:rPr>
-              <w:t>1,107</w:t>
+              <w:t>1,134</w:t>
             </w:r>
           </w:p>
         </w:tc>
@@ -9771,7 +9771,7 @@
                 <w:b w:val="0"/>
                 <w:sz w:val="19"/>
               </w:rPr>
-              <w:t>1,946</w:t>
+              <w:t>2,187</w:t>
             </w:r>
           </w:p>
         </w:tc>
@@ -9836,7 +9836,7 @@
                 <w:b w:val="0"/>
                 <w:sz w:val="19"/>
               </w:rPr>
-              <w:t>1,689</w:t>
+              <w:t>1,751</w:t>
             </w:r>
           </w:p>
         </w:tc>
@@ -9901,7 +9901,7 @@
                 <w:b w:val="0"/>
                 <w:sz w:val="19"/>
               </w:rPr>
-              <w:t>1,969</w:t>
+              <w:t>2,005</w:t>
             </w:r>
           </w:p>
         </w:tc>

--- a/PV2_Workflow_Documentation.docx
+++ b/PV2_Workflow_Documentation.docx
@@ -565,7 +565,7 @@
           <w:b w:val="0"/>
           <w:sz w:val="23"/>
         </w:rPr>
-        <w:t xml:space="preserve">, 72 Python files in eight subpackages, 25,105 lines (appendix A, which </w:t>
+        <w:t xml:space="preserve">, 72 Python files in eight subpackages, 25,121 lines (appendix A, which </w:t>
       </w:r>
       <w:r>
         <w:rPr>
@@ -8991,7 +8991,7 @@
                 <w:b w:val="0"/>
                 <w:sz w:val="19"/>
               </w:rPr>
-              <w:t>3,238</w:t>
+              <w:t>3,254</w:t>
             </w:r>
           </w:p>
         </w:tc>
@@ -9251,7 +9251,7 @@
                 <w:b w:val="0"/>
                 <w:sz w:val="19"/>
               </w:rPr>
-              <w:t>25,105</w:t>
+              <w:t>25,121</w:t>
             </w:r>
           </w:p>
         </w:tc>
@@ -9430,7 +9430,7 @@
                 <w:b w:val="0"/>
                 <w:sz w:val="19"/>
               </w:rPr>
-              <w:t>72</w:t>
+              <w:t>73</w:t>
             </w:r>
           </w:p>
         </w:tc>
@@ -9446,7 +9446,7 @@
                 <w:b w:val="0"/>
                 <w:sz w:val="19"/>
               </w:rPr>
-              <w:t>10,051</w:t>
+              <w:t>10,156</w:t>
             </w:r>
           </w:p>
         </w:tc>

--- a/PV2_Workflow_Documentation.docx
+++ b/PV2_Workflow_Documentation.docx
@@ -565,7 +565,7 @@
           <w:b w:val="0"/>
           <w:sz w:val="23"/>
         </w:rPr>
-        <w:t xml:space="preserve">, 72 Python files in eight subpackages, 25,121 lines (appendix A, which </w:t>
+        <w:t xml:space="preserve">, 72 Python files in eight subpackages, 25,137 lines (appendix A, which </w:t>
       </w:r>
       <w:r>
         <w:rPr>
@@ -9186,7 +9186,7 @@
                 <w:b w:val="0"/>
                 <w:sz w:val="19"/>
               </w:rPr>
-              <w:t>4,952</w:t>
+              <w:t>4,968</w:t>
             </w:r>
           </w:p>
         </w:tc>
@@ -9251,7 +9251,7 @@
                 <w:b w:val="0"/>
                 <w:sz w:val="19"/>
               </w:rPr>
-              <w:t>25,121</w:t>
+              <w:t>25,137</w:t>
             </w:r>
           </w:p>
         </w:tc>
@@ -9316,7 +9316,7 @@
                 <w:b w:val="0"/>
                 <w:sz w:val="19"/>
               </w:rPr>
-              <w:t>3,186</w:t>
+              <w:t>3,188</w:t>
             </w:r>
           </w:p>
         </w:tc>
@@ -9446,7 +9446,7 @@
                 <w:b w:val="0"/>
                 <w:sz w:val="19"/>
               </w:rPr>
-              <w:t>10,156</w:t>
+              <w:t>10,176</w:t>
             </w:r>
           </w:p>
         </w:tc>

--- a/PV2_Workflow_Documentation.docx
+++ b/PV2_Workflow_Documentation.docx
@@ -565,7 +565,7 @@
           <w:b w:val="0"/>
           <w:sz w:val="23"/>
         </w:rPr>
-        <w:t xml:space="preserve">, 72 Python files in eight subpackages, 25,137 lines (appendix A, which </w:t>
+        <w:t xml:space="preserve">, 74 Python files in eight subpackages, 26,338 lines (appendix A, which </w:t>
       </w:r>
       <w:r>
         <w:rPr>
@@ -580,7 +580,7 @@
           <w:b w:val="0"/>
           <w:sz w:val="23"/>
         </w:rPr>
-        <w:t xml:space="preserve"> recomputes). The validation layer (the gates plus the audit) is 28% of it, larger than extraction and the calcs combined, which is the strategy in one statistic: most of this system exists to check the rest of it.</w:t>
+        <w:t xml:space="preserve"> recomputes). The validation layer (the gates plus the audit) is 27% of it, larger than extraction and the calcs combined, which is the strategy in one statistic: most of this system exists to check the rest of it.</w:t>
       </w:r>
     </w:p>
     <w:p>
@@ -7273,7 +7273,7 @@
           <w:b w:val="0"/>
           <w:sz w:val="23"/>
         </w:rPr>
-        <w:t>And it holds a manifest of every section the page is supposed to have, 65 ids, each marked as one that must hold content for this payload or one that may legitimately be empty with the reason written beside it: a count-based check catches a section that renders wrongly, never one that is gone, and a presence check green-lit a findings strip that nothing wrote to for weeks (W89).</w:t>
+        <w:t>And it holds a manifest of every section the page is supposed to have, 69 ids, each marked as one that must hold content for this payload or one that may legitimately be empty with the reason written beside it: a count-based check catches a section that renders wrongly, never one that is gone, and a presence check green-lit a findings strip that nothing wrote to for weeks (W89).</w:t>
       </w:r>
     </w:p>
     <w:p>
@@ -7293,7 +7293,7 @@
           <w:b w:val="0"/>
           <w:sz w:val="23"/>
         </w:rPr>
-        <w:t xml:space="preserve"> drives all 31 controls, because a select wired to nothing renders a perfectly correct full table and passes </w:t>
+        <w:t xml:space="preserve"> drives all 38 controls, because a select wired to nothing renders a perfectly correct full table and passes </w:t>
       </w:r>
       <w:r>
         <w:rPr>
@@ -8052,7 +8052,7 @@
           <w:b w:val="0"/>
           <w:sz w:val="23"/>
         </w:rPr>
-        <w:t xml:space="preserve"> is the issue log, 135 numbered W-entries at the time of writing, each with what happened, why, the fix, its status and the date first seen; an entry is never deleted, and a fixed one keeps its story. </w:t>
+        <w:t xml:space="preserve"> is the issue log, 141 numbered W-entries at the time of writing, each with what happened, why, the fix, its status and the date first seen; an entry is never deleted, and a fixed one keeps its story. </w:t>
       </w:r>
       <w:r>
         <w:rPr>
@@ -8666,7 +8666,7 @@
                 <w:b w:val="0"/>
                 <w:sz w:val="19"/>
               </w:rPr>
-              <w:t>1,217</w:t>
+              <w:t>1,222</w:t>
             </w:r>
           </w:p>
         </w:tc>
@@ -8796,7 +8796,7 @@
                 <w:b w:val="0"/>
                 <w:sz w:val="19"/>
               </w:rPr>
-              <w:t>417</w:t>
+              <w:t>450</w:t>
             </w:r>
           </w:p>
         </w:tc>
@@ -8861,7 +8861,7 @@
                 <w:b w:val="0"/>
                 <w:sz w:val="19"/>
               </w:rPr>
-              <w:t>4,703</w:t>
+              <w:t>4,898</w:t>
             </w:r>
           </w:p>
         </w:tc>
@@ -8991,7 +8991,7 @@
                 <w:b w:val="0"/>
                 <w:sz w:val="19"/>
               </w:rPr>
-              <w:t>3,254</w:t>
+              <w:t>3,266</w:t>
             </w:r>
           </w:p>
         </w:tc>
@@ -9105,7 +9105,7 @@
                 <w:b w:val="0"/>
                 <w:sz w:val="19"/>
               </w:rPr>
-              <w:t>9</w:t>
+              <w:t>10</w:t>
             </w:r>
           </w:p>
         </w:tc>
@@ -9121,7 +9121,7 @@
                 <w:b w:val="0"/>
                 <w:sz w:val="19"/>
               </w:rPr>
-              <w:t>2,920</w:t>
+              <w:t>3,145</w:t>
             </w:r>
           </w:p>
         </w:tc>
@@ -9170,7 +9170,7 @@
                 <w:b w:val="0"/>
                 <w:sz w:val="19"/>
               </w:rPr>
-              <w:t>10</w:t>
+              <w:t>11</w:t>
             </w:r>
           </w:p>
         </w:tc>
@@ -9186,7 +9186,7 @@
                 <w:b w:val="0"/>
                 <w:sz w:val="19"/>
               </w:rPr>
-              <w:t>4,968</w:t>
+              <w:t>5,699</w:t>
             </w:r>
           </w:p>
         </w:tc>
@@ -9235,7 +9235,7 @@
                 <w:b w:val="0"/>
                 <w:sz w:val="19"/>
               </w:rPr>
-              <w:t>72</w:t>
+              <w:t>74</w:t>
             </w:r>
           </w:p>
         </w:tc>
@@ -9251,7 +9251,7 @@
                 <w:b w:val="0"/>
                 <w:sz w:val="19"/>
               </w:rPr>
-              <w:t>25,137</w:t>
+              <w:t>26,338</w:t>
             </w:r>
           </w:p>
         </w:tc>
@@ -9316,7 +9316,7 @@
                 <w:b w:val="0"/>
                 <w:sz w:val="19"/>
               </w:rPr>
-              <w:t>3,188</w:t>
+              <w:t>3,666</w:t>
             </w:r>
           </w:p>
         </w:tc>
@@ -9365,7 +9365,7 @@
                 <w:b w:val="0"/>
                 <w:sz w:val="19"/>
               </w:rPr>
-              <w:t>13</w:t>
+              <w:t>14</w:t>
             </w:r>
           </w:p>
         </w:tc>
@@ -9381,7 +9381,7 @@
                 <w:b w:val="0"/>
                 <w:sz w:val="19"/>
               </w:rPr>
-              <w:t>2,321</w:t>
+              <w:t>2,499</w:t>
             </w:r>
           </w:p>
         </w:tc>
@@ -9430,7 +9430,7 @@
                 <w:b w:val="0"/>
                 <w:sz w:val="19"/>
               </w:rPr>
-              <w:t>73</w:t>
+              <w:t>74</w:t>
             </w:r>
           </w:p>
         </w:tc>
@@ -9446,7 +9446,7 @@
                 <w:b w:val="0"/>
                 <w:sz w:val="19"/>
               </w:rPr>
-              <w:t>10,176</w:t>
+              <w:t>10,372</w:t>
             </w:r>
           </w:p>
         </w:tc>
@@ -9495,7 +9495,7 @@
                 <w:b w:val="0"/>
                 <w:sz w:val="19"/>
               </w:rPr>
-              <w:t>16</w:t>
+              <w:t>18</w:t>
             </w:r>
           </w:p>
         </w:tc>
@@ -9511,7 +9511,7 @@
                 <w:b w:val="0"/>
                 <w:sz w:val="19"/>
               </w:rPr>
-              <w:t>1,833</w:t>
+              <w:t>2,041</w:t>
             </w:r>
           </w:p>
         </w:tc>
@@ -9560,7 +9560,7 @@
                 <w:b w:val="0"/>
                 <w:sz w:val="19"/>
               </w:rPr>
-              <w:t>24</w:t>
+              <w:t>30</w:t>
             </w:r>
           </w:p>
         </w:tc>
@@ -9576,7 +9576,7 @@
                 <w:b w:val="0"/>
                 <w:sz w:val="19"/>
               </w:rPr>
-              <w:t>7,134</w:t>
+              <w:t>8,755</w:t>
             </w:r>
           </w:p>
         </w:tc>
@@ -9625,7 +9625,7 @@
                 <w:b w:val="0"/>
                 <w:sz w:val="19"/>
               </w:rPr>
-              <w:t>6</w:t>
+              <w:t>7</w:t>
             </w:r>
           </w:p>
         </w:tc>
@@ -9641,7 +9641,7 @@
                 <w:b w:val="0"/>
                 <w:sz w:val="19"/>
               </w:rPr>
-              <w:t>1,134</w:t>
+              <w:t>1,286</w:t>
             </w:r>
           </w:p>
         </w:tc>
@@ -9771,7 +9771,7 @@
                 <w:b w:val="0"/>
                 <w:sz w:val="19"/>
               </w:rPr>
-              <w:t>2,187</w:t>
+              <w:t>2,360</w:t>
             </w:r>
           </w:p>
         </w:tc>
@@ -9836,7 +9836,7 @@
                 <w:b w:val="0"/>
                 <w:sz w:val="19"/>
               </w:rPr>
-              <w:t>1,751</w:t>
+              <w:t>1,754</w:t>
             </w:r>
           </w:p>
         </w:tc>
@@ -9885,7 +9885,7 @@
                 <w:b w:val="0"/>
                 <w:sz w:val="19"/>
               </w:rPr>
-              <w:t>4</w:t>
+              <w:t>5</w:t>
             </w:r>
           </w:p>
         </w:tc>
@@ -9901,7 +9901,7 @@
                 <w:b w:val="0"/>
                 <w:sz w:val="19"/>
               </w:rPr>
-              <w:t>2,005</w:t>
+              <w:t>4,634</w:t>
             </w:r>
           </w:p>
         </w:tc>

--- a/PV2_Workflow_Documentation.docx
+++ b/PV2_Workflow_Documentation.docx
@@ -565,7 +565,7 @@
           <w:b w:val="0"/>
           <w:sz w:val="23"/>
         </w:rPr>
-        <w:t xml:space="preserve">, 74 Python files in eight subpackages, 26,338 lines (appendix A, which </w:t>
+        <w:t xml:space="preserve">, 74 Python files in eight subpackages, 26,363 lines (appendix A, which </w:t>
       </w:r>
       <w:r>
         <w:rPr>
@@ -7273,7 +7273,7 @@
           <w:b w:val="0"/>
           <w:sz w:val="23"/>
         </w:rPr>
-        <w:t>And it holds a manifest of every section the page is supposed to have, 69 ids, each marked as one that must hold content for this payload or one that may legitimately be empty with the reason written beside it: a count-based check catches a section that renders wrongly, never one that is gone, and a presence check green-lit a findings strip that nothing wrote to for weeks (W89).</w:t>
+        <w:t>And it holds a manifest of every section the page is supposed to have, 72 ids, each marked as one that must hold content for this payload or one that may legitimately be empty with the reason written beside it: a count-based check catches a section that renders wrongly, never one that is gone, and a presence check green-lit a findings strip that nothing wrote to for weeks (W89).</w:t>
       </w:r>
     </w:p>
     <w:p>
@@ -9186,7 +9186,7 @@
                 <w:b w:val="0"/>
                 <w:sz w:val="19"/>
               </w:rPr>
-              <w:t>5,699</w:t>
+              <w:t>5,724</w:t>
             </w:r>
           </w:p>
         </w:tc>
@@ -9251,7 +9251,7 @@
                 <w:b w:val="0"/>
                 <w:sz w:val="19"/>
               </w:rPr>
-              <w:t>26,338</w:t>
+              <w:t>26,363</w:t>
             </w:r>
           </w:p>
         </w:tc>
@@ -9316,7 +9316,7 @@
                 <w:b w:val="0"/>
                 <w:sz w:val="19"/>
               </w:rPr>
-              <w:t>3,666</w:t>
+              <w:t>3,848</w:t>
             </w:r>
           </w:p>
         </w:tc>
@@ -9446,7 +9446,7 @@
                 <w:b w:val="0"/>
                 <w:sz w:val="19"/>
               </w:rPr>
-              <w:t>10,372</w:t>
+              <w:t>10,374</w:t>
             </w:r>
           </w:p>
         </w:tc>

--- a/PV2_Workflow_Documentation.docx
+++ b/PV2_Workflow_Documentation.docx
@@ -565,7 +565,7 @@
           <w:b w:val="0"/>
           <w:sz w:val="23"/>
         </w:rPr>
-        <w:t xml:space="preserve">, 74 Python files in eight subpackages, 26,363 lines (appendix A, which </w:t>
+        <w:t xml:space="preserve">, 74 Python files in eight subpackages, 26,365 lines (appendix A, which </w:t>
       </w:r>
       <w:r>
         <w:rPr>
@@ -7273,7 +7273,7 @@
           <w:b w:val="0"/>
           <w:sz w:val="23"/>
         </w:rPr>
-        <w:t>And it holds a manifest of every section the page is supposed to have, 72 ids, each marked as one that must hold content for this payload or one that may legitimately be empty with the reason written beside it: a count-based check catches a section that renders wrongly, never one that is gone, and a presence check green-lit a findings strip that nothing wrote to for weeks (W89).</w:t>
+        <w:t>And it holds a manifest of every section the page is supposed to have, 73 ids, each marked as one that must hold content for this payload or one that may legitimately be empty with the reason written beside it: a count-based check catches a section that renders wrongly, never one that is gone, and a presence check green-lit a findings strip that nothing wrote to for weeks (W89).</w:t>
       </w:r>
     </w:p>
     <w:p>
@@ -9186,7 +9186,7 @@
                 <w:b w:val="0"/>
                 <w:sz w:val="19"/>
               </w:rPr>
-              <w:t>5,724</w:t>
+              <w:t>5,726</w:t>
             </w:r>
           </w:p>
         </w:tc>
@@ -9251,7 +9251,7 @@
                 <w:b w:val="0"/>
                 <w:sz w:val="19"/>
               </w:rPr>
-              <w:t>26,363</w:t>
+              <w:t>26,365</w:t>
             </w:r>
           </w:p>
         </w:tc>
@@ -9316,7 +9316,7 @@
                 <w:b w:val="0"/>
                 <w:sz w:val="19"/>
               </w:rPr>
-              <w:t>3,848</w:t>
+              <w:t>3,793</w:t>
             </w:r>
           </w:p>
         </w:tc>

--- a/PV2_Workflow_Documentation.docx
+++ b/PV2_Workflow_Documentation.docx
@@ -565,7 +565,7 @@
           <w:b w:val="0"/>
           <w:sz w:val="23"/>
         </w:rPr>
-        <w:t xml:space="preserve">, 74 Python files in eight subpackages, 26,365 lines (appendix A, which </w:t>
+        <w:t xml:space="preserve">, 74 Python files in eight subpackages, 26,681 lines (appendix A, which </w:t>
       </w:r>
       <w:r>
         <w:rPr>
@@ -1878,7 +1878,7 @@
           <w:b w:val="0"/>
           <w:sz w:val="23"/>
         </w:rPr>
-        <w:t xml:space="preserve"> runs the prompt stages in the order 1 → 3 → 2 → 5 → 5b → 4a → 4 → 6 → 6b → 7. Each stage is one prompt file in </w:t>
+        <w:t xml:space="preserve"> runs the prompt stages in the order 1 → 3 → 2 → 5 → 5b → 4a → 4 → 4b → 6 → 6b → 7. Each stage is one prompt file in </w:t>
       </w:r>
       <w:r>
         <w:rPr>
@@ -1922,6 +1922,64 @@
           <w:sz w:val="23"/>
         </w:rPr>
         <w:t>The order is a dependency chain: stage 2 aggregates stage 1's evidence, stage 4 consolidates stage 3's interventions and is handed stage 5's programme list so it can consolidate to budget granularity, and both mapping passes need stage 4's inventory and stage 5's rows. The sector supplement (7) runs last, tested against the finished strategy list, and writes only into its own folder.</w:t>
+      </w:r>
+    </w:p>
+    <w:p>
+      <w:pPr>
+        <w:spacing w:after="120"/>
+      </w:pPr>
+      <w:r>
+        <w:rPr>
+          <w:rFonts w:ascii="Garamond" w:hAnsi="Garamond" w:eastAsia="Garamond" w:cs="Garamond"/>
+          <w:b w:val="0"/>
+          <w:sz w:val="23"/>
+        </w:rPr>
+        <w:t xml:space="preserve">Stage 4b reads the finished stage 4 inventory once more. Stage 4 consolidates within a token batch and then asks one question across the batches on names alone, and the batches follow the plans in document order, so a strategy stated in three chapters of a plan, or in three successive plans, or in one plan held twice under two file names, came out as three rows: Nepal's inventory held 856, four of them population management and five of them senior citizen care (dashboard review, 21 September 2026). The candidates come from Python: a shard is a canonical sector, plus one shard per component of names sharing two words in five that spans two sectors. The verdict comes from the model, one call per shard, told the plans each row was read from and the first of its component interventions, with the rule that a strategy a plan carries forward is one strategy and not one per plan. The merge is Python's, the same code as stage 4's consolidation: the best-evidenced row is the base, lists are unioned, and </w:t>
+      </w:r>
+      <w:r>
+        <w:rPr>
+          <w:rFonts w:ascii="Consolas" w:hAnsi="Consolas" w:eastAsia="Consolas" w:cs="Consolas"/>
+          <w:sz w:val="21"/>
+        </w:rPr>
+        <w:t>members</w:t>
+      </w:r>
+      <w:r>
+        <w:rPr>
+          <w:rFonts w:ascii="Garamond" w:hAnsi="Garamond" w:eastAsia="Garamond" w:cs="Garamond"/>
+          <w:b w:val="0"/>
+          <w:sz w:val="23"/>
+        </w:rPr>
+        <w:t xml:space="preserve"> on every output row lists the stage 4 names folded into it, so every stage 4 name is in exactly one row's </w:t>
+      </w:r>
+      <w:r>
+        <w:rPr>
+          <w:rFonts w:ascii="Consolas" w:hAnsi="Consolas" w:eastAsia="Consolas" w:cs="Consolas"/>
+          <w:sz w:val="21"/>
+        </w:rPr>
+        <w:t>members</w:t>
+      </w:r>
+      <w:r>
+        <w:rPr>
+          <w:rFonts w:ascii="Garamond" w:hAnsi="Garamond" w:eastAsia="Garamond" w:cs="Garamond"/>
+          <w:b w:val="0"/>
+          <w:sz w:val="23"/>
+        </w:rPr>
+        <w:t xml:space="preserve">. The output is a second workbook, </w:t>
+      </w:r>
+      <w:r>
+        <w:rPr>
+          <w:rFonts w:ascii="Consolas" w:hAnsi="Consolas" w:eastAsia="Consolas" w:cs="Consolas"/>
+          <w:sz w:val="21"/>
+        </w:rPr>
+        <w:t>&lt;slug&gt;_strategygroup.xlsx</w:t>
+      </w:r>
+      <w:r>
+        <w:rPr>
+          <w:rFonts w:ascii="Garamond" w:hAnsi="Garamond" w:eastAsia="Garamond" w:cs="Garamond"/>
+          <w:b w:val="0"/>
+          <w:sz w:val="23"/>
+        </w:rPr>
+        <w:t>. Stages 6 and 7 keep reading stage 4's list, the finer one; the union counts 4b's and carries each stage 6 edge onto its group by name (chapter 12). A row can be asked about in two shards, and the first answer wins.</w:t>
       </w:r>
     </w:p>
     <w:p>
@@ -2724,6 +2782,79 @@
                 <w:b w:val="0"/>
                 <w:sz w:val="19"/>
               </w:rPr>
+              <w:t>4b Strategy group</w:t>
+            </w:r>
+          </w:p>
+        </w:tc>
+        <w:tc>
+          <w:tcPr>
+            <w:tcW w:type="dxa" w:w="2340"/>
+          </w:tcPr>
+          <w:p>
+            <w:r/>
+            <w:r>
+              <w:rPr>
+                <w:rFonts w:ascii="Garamond" w:hAnsi="Garamond" w:eastAsia="Garamond" w:cs="Garamond"/>
+                <w:b w:val="0"/>
+                <w:sz w:val="19"/>
+              </w:rPr>
+              <w:t>large</w:t>
+            </w:r>
+          </w:p>
+        </w:tc>
+        <w:tc>
+          <w:tcPr>
+            <w:tcW w:type="dxa" w:w="2340"/>
+          </w:tcPr>
+          <w:p>
+            <w:r/>
+            <w:r>
+              <w:rPr>
+                <w:rFonts w:ascii="Garamond" w:hAnsi="Garamond" w:eastAsia="Garamond" w:cs="Garamond"/>
+                <w:b w:val="0"/>
+                <w:sz w:val="19"/>
+              </w:rPr>
+              <w:t>shard</w:t>
+            </w:r>
+          </w:p>
+        </w:tc>
+        <w:tc>
+          <w:tcPr>
+            <w:tcW w:type="dxa" w:w="2340"/>
+          </w:tcPr>
+          <w:p>
+            <w:r/>
+            <w:r>
+              <w:rPr>
+                <w:rFonts w:ascii="Garamond" w:hAnsi="Garamond" w:eastAsia="Garamond" w:cs="Garamond"/>
+                <w:b w:val="0"/>
+                <w:sz w:val="19"/>
+              </w:rPr>
+              <w:t xml:space="preserve">the inventory, sharded by sector and by name overlap → the inventory grouped once more, every stage 4 name in one row's </w:t>
+            </w:r>
+            <w:r>
+              <w:rPr>
+                <w:rFonts w:ascii="Consolas" w:hAnsi="Consolas" w:eastAsia="Consolas" w:cs="Consolas"/>
+                <w:sz w:val="17"/>
+              </w:rPr>
+              <w:t>members</w:t>
+            </w:r>
+          </w:p>
+        </w:tc>
+      </w:tr>
+      <w:tr>
+        <w:tc>
+          <w:tcPr>
+            <w:tcW w:type="dxa" w:w="2340"/>
+          </w:tcPr>
+          <w:p>
+            <w:r/>
+            <w:r>
+              <w:rPr>
+                <w:rFonts w:ascii="Garamond" w:hAnsi="Garamond" w:eastAsia="Garamond" w:cs="Garamond"/>
+                <w:b w:val="0"/>
+                <w:sz w:val="19"/>
+              </w:rPr>
               <w:t>6 Mapping</w:t>
             </w:r>
           </w:p>
@@ -4027,7 +4158,22 @@
           <w:b w:val="0"/>
           <w:sz w:val="23"/>
         </w:rPr>
-        <w:t>, after twin-folding, because stage 4 emits some strategies twice, bare and code-prefixed.</w:t>
+        <w:t>, after twin-folding, because stage 4 emits some strategies twice, bare and code-prefixed. Where the country has a stage 4b workbook, the name is the group's, and an edge naming a stage 4 row folded into a group is keyed on the group (</w:t>
+      </w:r>
+      <w:r>
+        <w:rPr>
+          <w:rFonts w:ascii="Consolas" w:hAnsi="Consolas" w:eastAsia="Consolas" w:cs="Consolas"/>
+          <w:sz w:val="21"/>
+        </w:rPr>
+        <w:t>union.group_aliases</w:t>
+      </w:r>
+      <w:r>
+        <w:rPr>
+          <w:rFonts w:ascii="Garamond" w:hAnsi="Garamond" w:eastAsia="Garamond" w:cs="Garamond"/>
+          <w:b w:val="0"/>
+          <w:sz w:val="23"/>
+        </w:rPr>
+        <w:t>), so the strategy count the dashboard shows is the grouped one and no edge is lost to the fold.</w:t>
       </w:r>
     </w:p>
     <w:p>
@@ -5955,7 +6101,7 @@
           <w:b w:val="0"/>
           <w:sz w:val="23"/>
         </w:rPr>
-        <w:t xml:space="preserve"> is that check: 22 invariants, numbered A1 to A25 (retired numbers keep their slots), each recomputing a stored figure from its own inputs and reporting both operands, so a failure names two numbers rather than asserting that something is wrong. Among them: stored programme sums and head totals recompute (A1, A2); no programme-year is counted twice (A3); the ceiling holds (A4); panel money matches its edges (A6); edges cite real programmes (A8); no strategy is dropped between tables (A9, A10); the evidence chain resolves (A11); maturity and priority are re-derivable (A12, A19); edges on an ambiguous code name their head (A21); every intervention traces to a strategy (A22); and the sector layer stayed out of the panel (A23).</w:t>
+        <w:t xml:space="preserve"> is that check: 23 invariants, numbered A1 to A26 (retired numbers keep their slots), each recomputing a stored figure from its own inputs and reporting both operands, so a failure names two numbers rather than asserting that something is wrong. Among them: stored programme sums and head totals recompute (A1, A2); no programme-year is counted twice (A3); the ceiling holds (A4); panel money matches its edges (A6); edges cite real programmes (A8); no strategy is dropped between tables (A9, A10); the evidence chain resolves (A11); maturity and priority are re-derivable (A12, A19); edges on an ambiguous code name their head (A21); every intervention traces to a strategy (A22); and the sector layer stayed out of the panel (A23).</w:t>
       </w:r>
     </w:p>
     <w:p>
@@ -7273,7 +7419,7 @@
           <w:b w:val="0"/>
           <w:sz w:val="23"/>
         </w:rPr>
-        <w:t>And it holds a manifest of every section the page is supposed to have, 73 ids, each marked as one that must hold content for this payload or one that may legitimately be empty with the reason written beside it: a count-based check catches a section that renders wrongly, never one that is gone, and a presence check green-lit a findings strip that nothing wrote to for weeks (W89).</w:t>
+        <w:t>And it holds a manifest of every section the page is supposed to have, 69 ids, each marked as one that must hold content for this payload or one that may legitimately be empty with the reason written beside it: a count-based check catches a section that renders wrongly, never one that is gone, and a presence check green-lit a findings strip that nothing wrote to for weeks (W89).</w:t>
       </w:r>
     </w:p>
     <w:p>
@@ -7293,7 +7439,7 @@
           <w:b w:val="0"/>
           <w:sz w:val="23"/>
         </w:rPr>
-        <w:t xml:space="preserve"> drives all 38 controls, because a select wired to nothing renders a perfectly correct full table and passes </w:t>
+        <w:t xml:space="preserve"> drives all 35 controls, because a select wired to nothing renders a perfectly correct full table and passes </w:t>
       </w:r>
       <w:r>
         <w:rPr>
@@ -8052,7 +8198,7 @@
           <w:b w:val="0"/>
           <w:sz w:val="23"/>
         </w:rPr>
-        <w:t xml:space="preserve"> is the issue log, 141 numbered W-entries at the time of writing, each with what happened, why, the fix, its status and the date first seen; an entry is never deleted, and a fixed one keeps its story. </w:t>
+        <w:t xml:space="preserve"> is the issue log, 143 numbered W-entries at the time of writing, each with what happened, why, the fix, its status and the date first seen; an entry is never deleted, and a fixed one keeps its story. </w:t>
       </w:r>
       <w:r>
         <w:rPr>
@@ -8666,7 +8812,7 @@
                 <w:b w:val="0"/>
                 <w:sz w:val="19"/>
               </w:rPr>
-              <w:t>1,222</w:t>
+              <w:t>1,272</w:t>
             </w:r>
           </w:p>
         </w:tc>
@@ -8861,7 +9007,7 @@
                 <w:b w:val="0"/>
                 <w:sz w:val="19"/>
               </w:rPr>
-              <w:t>4,898</w:t>
+              <w:t>5,145</w:t>
             </w:r>
           </w:p>
         </w:tc>
@@ -8910,7 +9056,7 @@
                 <w:b w:val="0"/>
                 <w:sz w:val="19"/>
               </w:rPr>
-              <w:t>3</w:t>
+              <w:t>4</w:t>
             </w:r>
           </w:p>
         </w:tc>
@@ -8926,7 +9072,7 @@
                 <w:b w:val="0"/>
                 <w:sz w:val="19"/>
               </w:rPr>
-              <w:t>707</w:t>
+              <w:t>941</w:t>
             </w:r>
           </w:p>
         </w:tc>
@@ -8991,7 +9137,7 @@
                 <w:b w:val="0"/>
                 <w:sz w:val="19"/>
               </w:rPr>
-              <w:t>3,266</w:t>
+              <w:t>3,357</w:t>
             </w:r>
           </w:p>
         </w:tc>
@@ -9056,7 +9202,7 @@
                 <w:b w:val="0"/>
                 <w:sz w:val="19"/>
               </w:rPr>
-              <w:t>6,141</w:t>
+              <w:t>6,147</w:t>
             </w:r>
           </w:p>
         </w:tc>
@@ -9170,7 +9316,7 @@
                 <w:b w:val="0"/>
                 <w:sz w:val="19"/>
               </w:rPr>
-              <w:t>11</w:t>
+              <w:t>10</w:t>
             </w:r>
           </w:p>
         </w:tc>
@@ -9186,7 +9332,7 @@
                 <w:b w:val="0"/>
                 <w:sz w:val="19"/>
               </w:rPr>
-              <w:t>5,726</w:t>
+              <w:t>5,414</w:t>
             </w:r>
           </w:p>
         </w:tc>
@@ -9251,7 +9397,7 @@
                 <w:b w:val="0"/>
                 <w:sz w:val="19"/>
               </w:rPr>
-              <w:t>26,365</w:t>
+              <w:t>26,681</w:t>
             </w:r>
           </w:p>
         </w:tc>
@@ -9316,7 +9462,7 @@
                 <w:b w:val="0"/>
                 <w:sz w:val="19"/>
               </w:rPr>
-              <w:t>3,793</w:t>
+              <w:t>3,474</w:t>
             </w:r>
           </w:p>
         </w:tc>
@@ -9365,7 +9511,7 @@
                 <w:b w:val="0"/>
                 <w:sz w:val="19"/>
               </w:rPr>
-              <w:t>14</w:t>
+              <w:t>15</w:t>
             </w:r>
           </w:p>
         </w:tc>
@@ -9381,7 +9527,7 @@
                 <w:b w:val="0"/>
                 <w:sz w:val="19"/>
               </w:rPr>
-              <w:t>2,499</w:t>
+              <w:t>2,631</w:t>
             </w:r>
           </w:p>
         </w:tc>
@@ -9430,7 +9576,7 @@
                 <w:b w:val="0"/>
                 <w:sz w:val="19"/>
               </w:rPr>
-              <w:t>74</w:t>
+              <w:t>79</w:t>
             </w:r>
           </w:p>
         </w:tc>
@@ -9446,7 +9592,7 @@
                 <w:b w:val="0"/>
                 <w:sz w:val="19"/>
               </w:rPr>
-              <w:t>10,374</w:t>
+              <w:t>10,875</w:t>
             </w:r>
           </w:p>
         </w:tc>
@@ -9560,7 +9706,7 @@
                 <w:b w:val="0"/>
                 <w:sz w:val="19"/>
               </w:rPr>
-              <w:t>30</w:t>
+              <w:t>29</w:t>
             </w:r>
           </w:p>
         </w:tc>
@@ -9576,7 +9722,7 @@
                 <w:b w:val="0"/>
                 <w:sz w:val="19"/>
               </w:rPr>
-              <w:t>8,755</w:t>
+              <w:t>8,559</w:t>
             </w:r>
           </w:p>
         </w:tc>
@@ -9771,7 +9917,7 @@
                 <w:b w:val="0"/>
                 <w:sz w:val="19"/>
               </w:rPr>
-              <w:t>2,360</w:t>
+              <w:t>2,367</w:t>
             </w:r>
           </w:p>
         </w:tc>
@@ -9836,7 +9982,7 @@
                 <w:b w:val="0"/>
                 <w:sz w:val="19"/>
               </w:rPr>
-              <w:t>1,754</w:t>
+              <w:t>1,765</w:t>
             </w:r>
           </w:p>
         </w:tc>
@@ -9901,7 +10047,7 @@
                 <w:b w:val="0"/>
                 <w:sz w:val="19"/>
               </w:rPr>
-              <w:t>4,634</w:t>
+              <w:t>4,658</w:t>
             </w:r>
           </w:p>
         </w:tc>
